--- a/public/exports/documents/services-agreement-sloboda-2026/ref-effect-of-termination.docx
+++ b/public/exports/documents/services-agreement-sloboda-2026/ref-effect-of-termination.docx
@@ -96,16 +96,16 @@
         <w:spacing w:after="120" w:before="240"/>
       </w:pPr>
       <w:r>
-        <w:t xml:space="preserve">1. Розрахунки (Payment Obligations)</w:t>
-      </w:r>
-    </w:p>
-    <w:p>
-      <w:pPr>
-        <w:spacing w:after="180"/>
-        <w:jc w:val="both"/>
-      </w:pPr>
-      <w:r>
-        <w:t xml:space="preserve">"Хто винен — той платить. Хто отримав зайве — повертає." Симетричне правило, яке працює в обидва боки:</w:t>
+        <w:t xml:space="preserve">1. Розрахунки</w:t>
+      </w:r>
+    </w:p>
+    <w:p>
+      <w:pPr>
+        <w:spacing w:after="180"/>
+        <w:jc w:val="both"/>
+      </w:pPr>
+      <w:r>
+        <w:t xml:space="preserve">«Хто винен — той платить. Хто отримав зайве — повертає.» Симетричне правило, яке працює в обидва боки:</w:t>
       </w:r>
     </w:p>
     <w:p>
@@ -163,7 +163,7 @@
         <w:jc w:val="both"/>
       </w:pPr>
       <w:r>
-        <w:t xml:space="preserve">зроблено, вони повертають гроші (або залік у майбутні проекти за обопільною згодою).</w:t>
+        <w:t xml:space="preserve">зроблено, вони повертають гроші (або залік у майбутні проєкти за обопільною згодою).</w:t>
       </w:r>
     </w:p>
     <w:p>
@@ -173,16 +173,16 @@
         <w:spacing w:after="120" w:before="240"/>
       </w:pPr>
       <w:r>
-        <w:t xml:space="preserve">2. Handover (Subcontractor obligations)</w:t>
-      </w:r>
-    </w:p>
-    <w:p>
-      <w:pPr>
-        <w:spacing w:after="180"/>
-        <w:jc w:val="both"/>
-      </w:pPr>
-      <w:r>
-        <w:t xml:space="preserve">Негайне припинення + звіт про стан + передача. Три дії, які мають статися у день отримання notice:</w:t>
+        <w:t xml:space="preserve">2. Передача справ</w:t>
+      </w:r>
+    </w:p>
+    <w:p>
+      <w:pPr>
+        <w:spacing w:after="180"/>
+        <w:jc w:val="both"/>
+      </w:pPr>
+      <w:r>
+        <w:t xml:space="preserve">Негайне припинення + звіт про стан + передача. Три дії, які мають статися у день отримання повідомлення:</w:t>
       </w:r>
     </w:p>
     <w:p>
@@ -202,7 +202,7 @@
         <w:t xml:space="preserve">Припинення</w:t>
       </w:r>
       <w:r>
-        <w:t xml:space="preserve"> — subcontractor не починає нових завдань</w:t>
+        <w:t xml:space="preserve"> — виконавець не починає нових завдань</w:t>
       </w:r>
     </w:p>
     <w:p>
@@ -260,7 +260,7 @@
         <w:jc w:val="both"/>
       </w:pPr>
       <w:r>
-        <w:t xml:space="preserve">Якщо subcontractor ігнорує цей пункт, ми маємо юридичну підставу вимагати його виконання і утримати фінальний платіж до handover-у.</w:t>
+        <w:t xml:space="preserve">Якщо виконавець ігнорує цей пункт, ми маємо юридичну підставу вимагати його виконання і утримати фінальний платіж до повної передачі.</w:t>
       </w:r>
     </w:p>
     <w:p>
@@ -270,65 +270,74 @@
         <w:spacing w:after="120" w:before="240"/>
       </w:pPr>
       <w:r>
-        <w:t xml:space="preserve">3. Survival</w:t>
-      </w:r>
-    </w:p>
-    <w:p>
-      <w:pPr>
-        <w:spacing w:after="180"/>
-        <w:jc w:val="both"/>
-      </w:pPr>
-      <w:r>
-        <w:t xml:space="preserve">Що залишається в силі після припинення договору:</w:t>
-      </w:r>
-    </w:p>
-    <w:p>
-      <w:pPr>
-        <w:pStyle w:val="ListParagraph"/>
-        <w:numPr>
-          <w:ilvl w:val="0"/>
-          <w:numId w:val="1"/>
-        </w:numPr>
-        <w:spacing w:after="60"/>
-      </w:pPr>
-      <w:r>
-        <w:rPr>
-          <w:b/>
-          <w:bCs/>
-        </w:rPr>
-        <w:t xml:space="preserve">IP</w:t>
-      </w:r>
-      <w:r>
-        <w:t xml:space="preserve"> — права на вже передані Deliverables залишаються у замовника</w:t>
-      </w:r>
-    </w:p>
-    <w:p>
-      <w:pPr>
-        <w:pStyle w:val="ListParagraph"/>
-        <w:numPr>
-          <w:ilvl w:val="0"/>
-          <w:numId w:val="1"/>
-        </w:numPr>
-        <w:spacing w:after="60"/>
-      </w:pPr>
-      <w:r>
-        <w:rPr>
-          <w:b/>
-          <w:bCs/>
-        </w:rPr>
-        <w:t xml:space="preserve">Confidentiality</w:t>
-      </w:r>
-      <w:r>
-        <w:t xml:space="preserve"> — все, що було розкрито, залишається confidential</w:t>
-      </w:r>
-    </w:p>
-    <w:p>
-      <w:pPr>
-        <w:spacing w:after="180"/>
-        <w:jc w:val="both"/>
-      </w:pPr>
-      <w:r>
-        <w:t xml:space="preserve">(терміни з Mutual Confidentiality)</w:t>
+        <w:t xml:space="preserve">3. Що залишається в силі після розірвання (survival)</w:t>
+      </w:r>
+    </w:p>
+    <w:p>
+      <w:pPr>
+        <w:spacing w:after="180"/>
+        <w:jc w:val="both"/>
+      </w:pPr>
+      <w:r>
+        <w:t xml:space="preserve">Що продовжує діяти після припинення договору:</w:t>
+      </w:r>
+    </w:p>
+    <w:p>
+      <w:pPr>
+        <w:pStyle w:val="ListParagraph"/>
+        <w:numPr>
+          <w:ilvl w:val="0"/>
+          <w:numId w:val="1"/>
+        </w:numPr>
+        <w:spacing w:after="60"/>
+      </w:pPr>
+      <w:r>
+        <w:rPr>
+          <w:b/>
+          <w:bCs/>
+        </w:rPr>
+        <w:t xml:space="preserve">Інтелектуальна власність</w:t>
+      </w:r>
+      <w:r>
+        <w:t xml:space="preserve"> — права на вже передані</w:t>
+      </w:r>
+    </w:p>
+    <w:p>
+      <w:pPr>
+        <w:spacing w:after="180"/>
+        <w:jc w:val="both"/>
+      </w:pPr>
+      <w:r>
+        <w:t xml:space="preserve">результати роботи залишаються у замовника</w:t>
+      </w:r>
+    </w:p>
+    <w:p>
+      <w:pPr>
+        <w:pStyle w:val="ListParagraph"/>
+        <w:numPr>
+          <w:ilvl w:val="0"/>
+          <w:numId w:val="1"/>
+        </w:numPr>
+        <w:spacing w:after="60"/>
+      </w:pPr>
+      <w:r>
+        <w:rPr>
+          <w:b/>
+          <w:bCs/>
+        </w:rPr>
+        <w:t xml:space="preserve">Конфіденційність</w:t>
+      </w:r>
+      <w:r>
+        <w:t xml:space="preserve"> — все, що було розкрито, залишається</w:t>
+      </w:r>
+    </w:p>
+    <w:p>
+      <w:pPr>
+        <w:spacing w:after="180"/>
+        <w:jc w:val="both"/>
+      </w:pPr>
+      <w:r>
+        <w:t xml:space="preserve">конфіденційним (терміни з Mutual Confidentiality)</w:t>
       </w:r>
     </w:p>
     <w:p>
@@ -348,16 +357,16 @@
         <w:t xml:space="preserve">Non-solicitation</w:t>
       </w:r>
       <w:r>
-        <w:t xml:space="preserve"> — 1 рік у субпідрядних договорах починається</w:t>
-      </w:r>
-    </w:p>
-    <w:p>
-      <w:pPr>
-        <w:spacing w:after="180"/>
-        <w:jc w:val="both"/>
-      </w:pPr>
-      <w:r>
-        <w:t xml:space="preserve">з Start date, не від termination</w:t>
+        <w:t xml:space="preserve"> — 1 рік у субпідрядних договорах; відлік</w:t>
+      </w:r>
+    </w:p>
+    <w:p>
+      <w:pPr>
+        <w:spacing w:after="180"/>
+        <w:jc w:val="both"/>
+      </w:pPr>
+      <w:r>
+        <w:t xml:space="preserve">починається з дати початку договору, не від розірвання</w:t>
       </w:r>
     </w:p>
     <w:p>
@@ -386,7 +395,7 @@
         <w:jc w:val="both"/>
       </w:pPr>
       <w:r>
-        <w:t xml:space="preserve">Survival — це ключовий механізм, який робить розірвання "чистим": якщо ти вийшов, ти не забрав з собою ні IP, ні клієнтів, ні конфіденційну інформацію, ні право переманювати людей.</w:t>
+        <w:t xml:space="preserve">Цей механізм робить розірвання «чистим»: якщо ти вийшов, ти не забрав з собою ні прав на інтелектуальну власність, ні клієнтів, ні конфіденційну інформацію, ні право переманювати людей.</w:t>
       </w:r>
     </w:p>
     <w:p>
